--- a/docs/09-Live-Diagnostic-Session-Technical-Walkthrough.docx
+++ b/docs/09-Live-Diagnostic-Session-Technical-Walkthrough.docx
@@ -24,6 +24,794 @@
       </w:pPr>
       <w:r>
         <w:t xml:space="preserve">This document explains a live customer diagnostic session on the pilot platform (washer spin failure, two-turn conversation, CRM enrichment, warranty gate, 94% vs 47% confidence, escalation, and Service Cloud case handoff) and maps each outcome to the solution architecture, Neo4j knowledge graph, LangGraph workflow, and enterprise knowledge-engineering pipelines.</w:t>
+      </w:r>
+    </w:p>
+    <w:p>
+      <w:pPr>
+        <w:spacing w:after="200"/>
+      </w:pPr>
+    </w:p>
+    <w:p>
+      <w:pPr>
+        <w:pStyle w:val="Heading2"/>
+      </w:pPr>
+      <w:r>
+        <w:t xml:space="preserve">Prerequisites</w:t>
+      </w:r>
+    </w:p>
+    <w:p>
+      <w:pPr>
+        <w:pStyle w:val="ListParagraph"/>
+        <w:numPr>
+          <w:ilvl w:val="0"/>
+          <w:numId w:val="2"/>
+        </w:numPr>
+        <w:spacing w:after="80"/>
+      </w:pPr>
+      <w:r>
+        <w:t xml:space="preserve">Enterprise demo stack running (./run_enterprise_demo.sh)</w:t>
+      </w:r>
+    </w:p>
+    <w:p>
+      <w:pPr>
+        <w:pStyle w:val="ListParagraph"/>
+        <w:numPr>
+          <w:ilvl w:val="0"/>
+          <w:numId w:val="2"/>
+        </w:numPr>
+        <w:spacing w:after="80"/>
+      </w:pPr>
+      <w:r>
+        <w:t xml:space="preserve">Knowledge graph loaded via ETL orchestrator with provenance enabled</w:t>
+      </w:r>
+    </w:p>
+    <w:p>
+      <w:pPr>
+        <w:pStyle w:val="ListParagraph"/>
+        <w:numPr>
+          <w:ilvl w:val="0"/>
+          <w:numId w:val="2"/>
+        </w:numPr>
+        <w:spacing w:after="80"/>
+      </w:pPr>
+      <w:r>
+        <w:t xml:space="preserve">CRM fixture customer CUST-10042 and asset AST-WM-4421 available</w:t>
+      </w:r>
+    </w:p>
+    <w:p>
+      <w:pPr>
+        <w:pStyle w:val="ListParagraph"/>
+        <w:numPr>
+          <w:ilvl w:val="0"/>
+          <w:numId w:val="2"/>
+        </w:numPr>
+        <w:spacing w:after="80"/>
+      </w:pPr>
+      <w:r>
+        <w:t xml:space="preserve">Familiarity with Documents 01, 02, and 07 for architecture and pipeline context</w:t>
+      </w:r>
+    </w:p>
+    <w:p>
+      <w:pPr>
+        <w:spacing w:after="200"/>
+      </w:pPr>
+    </w:p>
+    <w:p>
+      <w:pPr>
+        <w:pStyle w:val="Heading2"/>
+      </w:pPr>
+      <w:r>
+        <w:t xml:space="preserve">Dependencies</w:t>
+      </w:r>
+    </w:p>
+    <w:tbl>
+      <w:tblPr>
+        <w:tblW w:type="dxa" w:w="9360"/>
+        <w:tblBorders>
+          <w:top w:val="single" w:color="auto" w:sz="4"/>
+          <w:left w:val="single" w:color="auto" w:sz="4"/>
+          <w:bottom w:val="single" w:color="auto" w:sz="4"/>
+          <w:right w:val="single" w:color="auto" w:sz="4"/>
+          <w:insideH w:val="single" w:color="auto" w:sz="4"/>
+          <w:insideV w:val="single" w:color="auto" w:sz="4"/>
+        </w:tblBorders>
+      </w:tblPr>
+      <w:tblGrid>
+        <w:gridCol w:w="1600"/>
+        <w:gridCol w:w="3200"/>
+        <w:gridCol w:w="4560"/>
+      </w:tblGrid>
+      <w:tr>
+        <w:tc>
+          <w:tcPr>
+            <w:tcW w:type="dxa" w:w="1600"/>
+            <w:tcBorders>
+              <w:top w:val="single" w:color="CCCCCC" w:sz="1"/>
+              <w:left w:val="single" w:color="CCCCCC" w:sz="1"/>
+              <w:bottom w:val="single" w:color="CCCCCC" w:sz="1"/>
+              <w:right w:val="single" w:color="CCCCCC" w:sz="1"/>
+            </w:tcBorders>
+            <w:shd w:fill="1F4E79" w:val="clear"/>
+            <w:tcMar>
+              <w:top w:type="dxa" w:w="80"/>
+              <w:left w:type="dxa" w:w="120"/>
+              <w:bottom w:type="dxa" w:w="80"/>
+              <w:right w:type="dxa" w:w="120"/>
+            </w:tcMar>
+          </w:tcPr>
+          <w:p>
+            <w:r>
+              <w:rPr>
+                <w:b/>
+                <w:bCs/>
+                <w:color w:val="FFFFFF"/>
+              </w:rPr>
+              <w:t xml:space="preserve">Layer</w:t>
+            </w:r>
+          </w:p>
+        </w:tc>
+        <w:tc>
+          <w:tcPr>
+            <w:tcW w:type="dxa" w:w="3200"/>
+            <w:tcBorders>
+              <w:top w:val="single" w:color="CCCCCC" w:sz="1"/>
+              <w:left w:val="single" w:color="CCCCCC" w:sz="1"/>
+              <w:bottom w:val="single" w:color="CCCCCC" w:sz="1"/>
+              <w:right w:val="single" w:color="CCCCCC" w:sz="1"/>
+            </w:tcBorders>
+            <w:shd w:fill="1F4E79" w:val="clear"/>
+            <w:tcMar>
+              <w:top w:type="dxa" w:w="80"/>
+              <w:left w:type="dxa" w:w="120"/>
+              <w:bottom w:type="dxa" w:w="80"/>
+              <w:right w:type="dxa" w:w="120"/>
+            </w:tcMar>
+          </w:tcPr>
+          <w:p>
+            <w:r>
+              <w:rPr>
+                <w:b/>
+                <w:bCs/>
+                <w:color w:val="FFFFFF"/>
+              </w:rPr>
+              <w:t xml:space="preserve">Component</w:t>
+            </w:r>
+          </w:p>
+        </w:tc>
+        <w:tc>
+          <w:tcPr>
+            <w:tcW w:type="dxa" w:w="4560"/>
+            <w:tcBorders>
+              <w:top w:val="single" w:color="CCCCCC" w:sz="1"/>
+              <w:left w:val="single" w:color="CCCCCC" w:sz="1"/>
+              <w:bottom w:val="single" w:color="CCCCCC" w:sz="1"/>
+              <w:right w:val="single" w:color="CCCCCC" w:sz="1"/>
+            </w:tcBorders>
+            <w:shd w:fill="1F4E79" w:val="clear"/>
+            <w:tcMar>
+              <w:top w:type="dxa" w:w="80"/>
+              <w:left w:type="dxa" w:w="120"/>
+              <w:bottom w:type="dxa" w:w="80"/>
+              <w:right w:type="dxa" w:w="120"/>
+            </w:tcMar>
+          </w:tcPr>
+          <w:p>
+            <w:r>
+              <w:rPr>
+                <w:b/>
+                <w:bCs/>
+                <w:color w:val="FFFFFF"/>
+              </w:rPr>
+              <w:t xml:space="preserve">Session role</w:t>
+            </w:r>
+          </w:p>
+        </w:tc>
+      </w:tr>
+      <w:tr>
+        <w:tc>
+          <w:tcPr>
+            <w:tcW w:type="dxa" w:w="1600"/>
+            <w:tcBorders>
+              <w:top w:val="single" w:color="CCCCCC" w:sz="1"/>
+              <w:left w:val="single" w:color="CCCCCC" w:sz="1"/>
+              <w:bottom w:val="single" w:color="CCCCCC" w:sz="1"/>
+              <w:right w:val="single" w:color="CCCCCC" w:sz="1"/>
+            </w:tcBorders>
+            <w:tcMar>
+              <w:top w:type="dxa" w:w="80"/>
+              <w:left w:type="dxa" w:w="120"/>
+              <w:bottom w:type="dxa" w:w="80"/>
+              <w:right w:type="dxa" w:w="120"/>
+            </w:tcMar>
+          </w:tcPr>
+          <w:p>
+            <w:r>
+              <w:t xml:space="preserve">UI</w:t>
+            </w:r>
+          </w:p>
+        </w:tc>
+        <w:tc>
+          <w:tcPr>
+            <w:tcW w:type="dxa" w:w="3200"/>
+            <w:tcBorders>
+              <w:top w:val="single" w:color="CCCCCC" w:sz="1"/>
+              <w:left w:val="single" w:color="CCCCCC" w:sz="1"/>
+              <w:bottom w:val="single" w:color="CCCCCC" w:sz="1"/>
+              <w:right w:val="single" w:color="CCCCCC" w:sz="1"/>
+            </w:tcBorders>
+            <w:tcMar>
+              <w:top w:type="dxa" w:w="80"/>
+              <w:left w:type="dxa" w:w="120"/>
+              <w:bottom w:type="dxa" w:w="80"/>
+              <w:right w:type="dxa" w:w="120"/>
+            </w:tcMar>
+          </w:tcPr>
+          <w:p>
+            <w:r>
+              <w:t xml:space="preserve">ui/app.py Streamlit</w:t>
+            </w:r>
+          </w:p>
+        </w:tc>
+        <w:tc>
+          <w:tcPr>
+            <w:tcW w:type="dxa" w:w="4560"/>
+            <w:tcBorders>
+              <w:top w:val="single" w:color="CCCCCC" w:sz="1"/>
+              <w:left w:val="single" w:color="CCCCCC" w:sz="1"/>
+              <w:bottom w:val="single" w:color="CCCCCC" w:sz="1"/>
+              <w:right w:val="single" w:color="CCCCCC" w:sz="1"/>
+            </w:tcBorders>
+            <w:tcMar>
+              <w:top w:type="dxa" w:w="80"/>
+              <w:left w:type="dxa" w:w="120"/>
+              <w:bottom w:type="dxa" w:w="80"/>
+              <w:right w:type="dxa" w:w="120"/>
+            </w:tcMar>
+          </w:tcPr>
+          <w:p>
+            <w:r>
+              <w:t xml:space="preserve">Customer chat + CRM binding</w:t>
+            </w:r>
+          </w:p>
+        </w:tc>
+      </w:tr>
+      <w:tr>
+        <w:tc>
+          <w:tcPr>
+            <w:tcW w:type="dxa" w:w="1600"/>
+            <w:tcBorders>
+              <w:top w:val="single" w:color="CCCCCC" w:sz="1"/>
+              <w:left w:val="single" w:color="CCCCCC" w:sz="1"/>
+              <w:bottom w:val="single" w:color="CCCCCC" w:sz="1"/>
+              <w:right w:val="single" w:color="CCCCCC" w:sz="1"/>
+            </w:tcBorders>
+            <w:tcMar>
+              <w:top w:type="dxa" w:w="80"/>
+              <w:left w:type="dxa" w:w="120"/>
+              <w:bottom w:type="dxa" w:w="80"/>
+              <w:right w:type="dxa" w:w="120"/>
+            </w:tcMar>
+          </w:tcPr>
+          <w:p>
+            <w:r>
+              <w:t xml:space="preserve">Agent</w:t>
+            </w:r>
+          </w:p>
+        </w:tc>
+        <w:tc>
+          <w:tcPr>
+            <w:tcW w:type="dxa" w:w="3200"/>
+            <w:tcBorders>
+              <w:top w:val="single" w:color="CCCCCC" w:sz="1"/>
+              <w:left w:val="single" w:color="CCCCCC" w:sz="1"/>
+              <w:bottom w:val="single" w:color="CCCCCC" w:sz="1"/>
+              <w:right w:val="single" w:color="CCCCCC" w:sz="1"/>
+            </w:tcBorders>
+            <w:tcMar>
+              <w:top w:type="dxa" w:w="80"/>
+              <w:left w:type="dxa" w:w="120"/>
+              <w:bottom w:type="dxa" w:w="80"/>
+              <w:right w:type="dxa" w:w="120"/>
+            </w:tcMar>
+          </w:tcPr>
+          <w:p>
+            <w:r>
+              <w:t xml:space="preserve">agents/diagnosis_graph.py</w:t>
+            </w:r>
+          </w:p>
+        </w:tc>
+        <w:tc>
+          <w:tcPr>
+            <w:tcW w:type="dxa" w:w="4560"/>
+            <w:tcBorders>
+              <w:top w:val="single" w:color="CCCCCC" w:sz="1"/>
+              <w:left w:val="single" w:color="CCCCCC" w:sz="1"/>
+              <w:bottom w:val="single" w:color="CCCCCC" w:sz="1"/>
+              <w:right w:val="single" w:color="CCCCCC" w:sz="1"/>
+            </w:tcBorders>
+            <w:tcMar>
+              <w:top w:type="dxa" w:w="80"/>
+              <w:left w:type="dxa" w:w="120"/>
+              <w:bottom w:type="dxa" w:w="80"/>
+              <w:right w:type="dxa" w:w="120"/>
+            </w:tcMar>
+          </w:tcPr>
+          <w:p>
+            <w:r>
+              <w:t xml:space="preserve">detect → diagnose → format → escalate</w:t>
+            </w:r>
+          </w:p>
+        </w:tc>
+      </w:tr>
+      <w:tr>
+        <w:tc>
+          <w:tcPr>
+            <w:tcW w:type="dxa" w:w="1600"/>
+            <w:tcBorders>
+              <w:top w:val="single" w:color="CCCCCC" w:sz="1"/>
+              <w:left w:val="single" w:color="CCCCCC" w:sz="1"/>
+              <w:bottom w:val="single" w:color="CCCCCC" w:sz="1"/>
+              <w:right w:val="single" w:color="CCCCCC" w:sz="1"/>
+            </w:tcBorders>
+            <w:tcMar>
+              <w:top w:type="dxa" w:w="80"/>
+              <w:left w:type="dxa" w:w="120"/>
+              <w:bottom w:type="dxa" w:w="80"/>
+              <w:right w:type="dxa" w:w="120"/>
+            </w:tcMar>
+          </w:tcPr>
+          <w:p>
+            <w:r>
+              <w:t xml:space="preserve">Retrieval</w:t>
+            </w:r>
+          </w:p>
+        </w:tc>
+        <w:tc>
+          <w:tcPr>
+            <w:tcW w:type="dxa" w:w="3200"/>
+            <w:tcBorders>
+              <w:top w:val="single" w:color="CCCCCC" w:sz="1"/>
+              <w:left w:val="single" w:color="CCCCCC" w:sz="1"/>
+              <w:bottom w:val="single" w:color="CCCCCC" w:sz="1"/>
+              <w:right w:val="single" w:color="CCCCCC" w:sz="1"/>
+            </w:tcBorders>
+            <w:tcMar>
+              <w:top w:type="dxa" w:w="80"/>
+              <w:left w:type="dxa" w:w="120"/>
+              <w:bottom w:type="dxa" w:w="80"/>
+              <w:right w:type="dxa" w:w="120"/>
+            </w:tcMar>
+          </w:tcPr>
+          <w:p>
+            <w:r>
+              <w:t xml:space="preserve">graph/graph_rag.py</w:t>
+            </w:r>
+          </w:p>
+        </w:tc>
+        <w:tc>
+          <w:tcPr>
+            <w:tcW w:type="dxa" w:w="4560"/>
+            <w:tcBorders>
+              <w:top w:val="single" w:color="CCCCCC" w:sz="1"/>
+              <w:left w:val="single" w:color="CCCCCC" w:sz="1"/>
+              <w:bottom w:val="single" w:color="CCCCCC" w:sz="1"/>
+              <w:right w:val="single" w:color="CCCCCC" w:sz="1"/>
+            </w:tcBorders>
+            <w:tcMar>
+              <w:top w:type="dxa" w:w="80"/>
+              <w:left w:type="dxa" w:w="120"/>
+              <w:bottom w:type="dxa" w:w="80"/>
+              <w:right w:type="dxa" w:w="120"/>
+            </w:tcMar>
+          </w:tcPr>
+          <w:p>
+            <w:r>
+              <w:t xml:space="preserve">Symptom match, failure rank, confidence</w:t>
+            </w:r>
+          </w:p>
+        </w:tc>
+      </w:tr>
+      <w:tr>
+        <w:tc>
+          <w:tcPr>
+            <w:tcW w:type="dxa" w:w="1600"/>
+            <w:tcBorders>
+              <w:top w:val="single" w:color="CCCCCC" w:sz="1"/>
+              <w:left w:val="single" w:color="CCCCCC" w:sz="1"/>
+              <w:bottom w:val="single" w:color="CCCCCC" w:sz="1"/>
+              <w:right w:val="single" w:color="CCCCCC" w:sz="1"/>
+            </w:tcBorders>
+            <w:tcMar>
+              <w:top w:type="dxa" w:w="80"/>
+              <w:left w:type="dxa" w:w="120"/>
+              <w:bottom w:type="dxa" w:w="80"/>
+              <w:right w:type="dxa" w:w="120"/>
+            </w:tcMar>
+          </w:tcPr>
+          <w:p>
+            <w:r>
+              <w:t xml:space="preserve">Graph</w:t>
+            </w:r>
+          </w:p>
+        </w:tc>
+        <w:tc>
+          <w:tcPr>
+            <w:tcW w:type="dxa" w:w="3200"/>
+            <w:tcBorders>
+              <w:top w:val="single" w:color="CCCCCC" w:sz="1"/>
+              <w:left w:val="single" w:color="CCCCCC" w:sz="1"/>
+              <w:bottom w:val="single" w:color="CCCCCC" w:sz="1"/>
+              <w:right w:val="single" w:color="CCCCCC" w:sz="1"/>
+            </w:tcBorders>
+            <w:tcMar>
+              <w:top w:type="dxa" w:w="80"/>
+              <w:left w:type="dxa" w:w="120"/>
+              <w:bottom w:type="dxa" w:w="80"/>
+              <w:right w:type="dxa" w:w="120"/>
+            </w:tcMar>
+          </w:tcPr>
+          <w:p>
+            <w:r>
+              <w:t xml:space="preserve">Neo4j</w:t>
+            </w:r>
+          </w:p>
+        </w:tc>
+        <w:tc>
+          <w:tcPr>
+            <w:tcW w:type="dxa" w:w="4560"/>
+            <w:tcBorders>
+              <w:top w:val="single" w:color="CCCCCC" w:sz="1"/>
+              <w:left w:val="single" w:color="CCCCCC" w:sz="1"/>
+              <w:bottom w:val="single" w:color="CCCCCC" w:sz="1"/>
+              <w:right w:val="single" w:color="CCCCCC" w:sz="1"/>
+            </w:tcBorders>
+            <w:tcMar>
+              <w:top w:type="dxa" w:w="80"/>
+              <w:left w:type="dxa" w:w="120"/>
+              <w:bottom w:type="dxa" w:w="80"/>
+              <w:right w:type="dxa" w:w="120"/>
+            </w:tcMar>
+          </w:tcPr>
+          <w:p>
+            <w:r>
+              <w:t xml:space="preserve">Authoritative diagnostic knowledge</w:t>
+            </w:r>
+          </w:p>
+        </w:tc>
+      </w:tr>
+      <w:tr>
+        <w:tc>
+          <w:tcPr>
+            <w:tcW w:type="dxa" w:w="1600"/>
+            <w:tcBorders>
+              <w:top w:val="single" w:color="CCCCCC" w:sz="1"/>
+              <w:left w:val="single" w:color="CCCCCC" w:sz="1"/>
+              <w:bottom w:val="single" w:color="CCCCCC" w:sz="1"/>
+              <w:right w:val="single" w:color="CCCCCC" w:sz="1"/>
+            </w:tcBorders>
+            <w:tcMar>
+              <w:top w:type="dxa" w:w="80"/>
+              <w:left w:type="dxa" w:w="120"/>
+              <w:bottom w:type="dxa" w:w="80"/>
+              <w:right w:type="dxa" w:w="120"/>
+            </w:tcMar>
+          </w:tcPr>
+          <w:p>
+            <w:r>
+              <w:t xml:space="preserve">Integration</w:t>
+            </w:r>
+          </w:p>
+        </w:tc>
+        <w:tc>
+          <w:tcPr>
+            <w:tcW w:type="dxa" w:w="3200"/>
+            <w:tcBorders>
+              <w:top w:val="single" w:color="CCCCCC" w:sz="1"/>
+              <w:left w:val="single" w:color="CCCCCC" w:sz="1"/>
+              <w:bottom w:val="single" w:color="CCCCCC" w:sz="1"/>
+              <w:right w:val="single" w:color="CCCCCC" w:sz="1"/>
+            </w:tcBorders>
+            <w:tcMar>
+              <w:top w:type="dxa" w:w="80"/>
+              <w:left w:type="dxa" w:w="120"/>
+              <w:bottom w:type="dxa" w:w="80"/>
+              <w:right w:type="dxa" w:w="120"/>
+            </w:tcMar>
+          </w:tcPr>
+          <w:p>
+            <w:r>
+              <w:t xml:space="preserve">integrations/crm_enrichment.py</w:t>
+            </w:r>
+          </w:p>
+        </w:tc>
+        <w:tc>
+          <w:tcPr>
+            <w:tcW w:type="dxa" w:w="4560"/>
+            <w:tcBorders>
+              <w:top w:val="single" w:color="CCCCCC" w:sz="1"/>
+              <w:left w:val="single" w:color="CCCCCC" w:sz="1"/>
+              <w:bottom w:val="single" w:color="CCCCCC" w:sz="1"/>
+              <w:right w:val="single" w:color="CCCCCC" w:sz="1"/>
+            </w:tcBorders>
+            <w:tcMar>
+              <w:top w:type="dxa" w:w="80"/>
+              <w:left w:type="dxa" w:w="120"/>
+              <w:bottom w:type="dxa" w:w="80"/>
+              <w:right w:type="dxa" w:w="120"/>
+            </w:tcMar>
+          </w:tcPr>
+          <w:p>
+            <w:r>
+              <w:t xml:space="preserve">Pre-bind product from asset registry</w:t>
+            </w:r>
+          </w:p>
+        </w:tc>
+      </w:tr>
+      <w:tr>
+        <w:tc>
+          <w:tcPr>
+            <w:tcW w:type="dxa" w:w="1600"/>
+            <w:tcBorders>
+              <w:top w:val="single" w:color="CCCCCC" w:sz="1"/>
+              <w:left w:val="single" w:color="CCCCCC" w:sz="1"/>
+              <w:bottom w:val="single" w:color="CCCCCC" w:sz="1"/>
+              <w:right w:val="single" w:color="CCCCCC" w:sz="1"/>
+            </w:tcBorders>
+            <w:tcMar>
+              <w:top w:type="dxa" w:w="80"/>
+              <w:left w:type="dxa" w:w="120"/>
+              <w:bottom w:type="dxa" w:w="80"/>
+              <w:right w:type="dxa" w:w="120"/>
+            </w:tcMar>
+          </w:tcPr>
+          <w:p>
+            <w:r>
+              <w:t xml:space="preserve">Integration</w:t>
+            </w:r>
+          </w:p>
+        </w:tc>
+        <w:tc>
+          <w:tcPr>
+            <w:tcW w:type="dxa" w:w="3200"/>
+            <w:tcBorders>
+              <w:top w:val="single" w:color="CCCCCC" w:sz="1"/>
+              <w:left w:val="single" w:color="CCCCCC" w:sz="1"/>
+              <w:bottom w:val="single" w:color="CCCCCC" w:sz="1"/>
+              <w:right w:val="single" w:color="CCCCCC" w:sz="1"/>
+            </w:tcBorders>
+            <w:tcMar>
+              <w:top w:type="dxa" w:w="80"/>
+              <w:left w:type="dxa" w:w="120"/>
+              <w:bottom w:type="dxa" w:w="80"/>
+              <w:right w:type="dxa" w:w="120"/>
+            </w:tcMar>
+          </w:tcPr>
+          <w:p>
+            <w:r>
+              <w:t xml:space="preserve">integrations/warranty_eligibility.py</w:t>
+            </w:r>
+          </w:p>
+        </w:tc>
+        <w:tc>
+          <w:tcPr>
+            <w:tcW w:type="dxa" w:w="4560"/>
+            <w:tcBorders>
+              <w:top w:val="single" w:color="CCCCCC" w:sz="1"/>
+              <w:left w:val="single" w:color="CCCCCC" w:sz="1"/>
+              <w:bottom w:val="single" w:color="CCCCCC" w:sz="1"/>
+              <w:right w:val="single" w:color="CCCCCC" w:sz="1"/>
+            </w:tcBorders>
+            <w:tcMar>
+              <w:top w:type="dxa" w:w="80"/>
+              <w:left w:type="dxa" w:w="120"/>
+              <w:bottom w:type="dxa" w:w="80"/>
+              <w:right w:type="dxa" w:w="120"/>
+            </w:tcMar>
+          </w:tcPr>
+          <w:p>
+            <w:r>
+              <w:t xml:space="preserve">Eligibility gate</w:t>
+            </w:r>
+          </w:p>
+        </w:tc>
+      </w:tr>
+      <w:tr>
+        <w:tc>
+          <w:tcPr>
+            <w:tcW w:type="dxa" w:w="1600"/>
+            <w:tcBorders>
+              <w:top w:val="single" w:color="CCCCCC" w:sz="1"/>
+              <w:left w:val="single" w:color="CCCCCC" w:sz="1"/>
+              <w:bottom w:val="single" w:color="CCCCCC" w:sz="1"/>
+              <w:right w:val="single" w:color="CCCCCC" w:sz="1"/>
+            </w:tcBorders>
+            <w:tcMar>
+              <w:top w:type="dxa" w:w="80"/>
+              <w:left w:type="dxa" w:w="120"/>
+              <w:bottom w:type="dxa" w:w="80"/>
+              <w:right w:type="dxa" w:w="120"/>
+            </w:tcMar>
+          </w:tcPr>
+          <w:p>
+            <w:r>
+              <w:t xml:space="preserve">Handoff</w:t>
+            </w:r>
+          </w:p>
+        </w:tc>
+        <w:tc>
+          <w:tcPr>
+            <w:tcW w:type="dxa" w:w="3200"/>
+            <w:tcBorders>
+              <w:top w:val="single" w:color="CCCCCC" w:sz="1"/>
+              <w:left w:val="single" w:color="CCCCCC" w:sz="1"/>
+              <w:bottom w:val="single" w:color="CCCCCC" w:sz="1"/>
+              <w:right w:val="single" w:color="CCCCCC" w:sz="1"/>
+            </w:tcBorders>
+            <w:tcMar>
+              <w:top w:type="dxa" w:w="80"/>
+              <w:left w:type="dxa" w:w="120"/>
+              <w:bottom w:type="dxa" w:w="80"/>
+              <w:right w:type="dxa" w:w="120"/>
+            </w:tcMar>
+          </w:tcPr>
+          <w:p>
+            <w:r>
+              <w:t xml:space="preserve">integrations/case_management.py</w:t>
+            </w:r>
+          </w:p>
+        </w:tc>
+        <w:tc>
+          <w:tcPr>
+            <w:tcW w:type="dxa" w:w="4560"/>
+            <w:tcBorders>
+              <w:top w:val="single" w:color="CCCCCC" w:sz="1"/>
+              <w:left w:val="single" w:color="CCCCCC" w:sz="1"/>
+              <w:bottom w:val="single" w:color="CCCCCC" w:sz="1"/>
+              <w:right w:val="single" w:color="CCCCCC" w:sz="1"/>
+            </w:tcBorders>
+            <w:tcMar>
+              <w:top w:type="dxa" w:w="80"/>
+              <w:left w:type="dxa" w:w="120"/>
+              <w:bottom w:type="dxa" w:w="80"/>
+              <w:right w:type="dxa" w:w="120"/>
+            </w:tcMar>
+          </w:tcPr>
+          <w:p>
+            <w:r>
+              <w:t xml:space="preserve">Escalation to simulated CCaaS</w:t>
+            </w:r>
+          </w:p>
+        </w:tc>
+      </w:tr>
+    </w:tbl>
+    <w:p>
+      <w:pPr>
+        <w:spacing w:after="200"/>
+      </w:pPr>
+    </w:p>
+    <w:p>
+      <w:pPr>
+        <w:pStyle w:val="Heading2"/>
+      </w:pPr>
+      <w:r>
+        <w:t xml:space="preserve">Assumptions</w:t>
+      </w:r>
+    </w:p>
+    <w:p>
+      <w:pPr>
+        <w:pStyle w:val="ListParagraph"/>
+        <w:numPr>
+          <w:ilvl w:val="0"/>
+          <w:numId w:val="2"/>
+        </w:numPr>
+        <w:spacing w:after="80"/>
+      </w:pPr>
+      <w:r>
+        <w:t xml:space="preserve">Two-turn washer session demonstrates confidence dilution (94% → 47%)</w:t>
+      </w:r>
+    </w:p>
+    <w:p>
+      <w:pPr>
+        <w:pStyle w:val="ListParagraph"/>
+        <w:numPr>
+          <w:ilvl w:val="0"/>
+          <w:numId w:val="2"/>
+        </w:numPr>
+        <w:spacing w:after="80"/>
+      </w:pPr>
+      <w:r>
+        <w:t xml:space="preserve">Turn 1 resolves without escalation; Turn 2 escalates below 65% threshold</w:t>
+      </w:r>
+    </w:p>
+    <w:p>
+      <w:pPr>
+        <w:pStyle w:val="ListParagraph"/>
+        <w:numPr>
+          <w:ilvl w:val="0"/>
+          <w:numId w:val="2"/>
+        </w:numPr>
+        <w:spacing w:after="80"/>
+      </w:pPr>
+      <w:r>
+        <w:t xml:space="preserve">Provenance trail visible in UI expanders maps to PIM/FSM/Claims/CRM sources</w:t>
+      </w:r>
+    </w:p>
+    <w:p>
+      <w:pPr>
+        <w:pStyle w:val="ListParagraph"/>
+        <w:numPr>
+          <w:ilvl w:val="0"/>
+          <w:numId w:val="2"/>
+        </w:numPr>
+        <w:spacing w:after="80"/>
+      </w:pPr>
+      <w:r>
+        <w:t xml:space="preserve">Figures 15–18 in docs/graphviz/rendered/png/ accompany this walkthrough</w:t>
+      </w:r>
+    </w:p>
+    <w:p>
+      <w:pPr>
+        <w:spacing w:after="200"/>
+      </w:pPr>
+    </w:p>
+    <w:p>
+      <w:pPr>
+        <w:pStyle w:val="Heading2"/>
+      </w:pPr>
+      <w:r>
+        <w:t xml:space="preserve">Risk Mitigation</w:t>
+      </w:r>
+    </w:p>
+    <w:p>
+      <w:pPr>
+        <w:pStyle w:val="ListParagraph"/>
+        <w:numPr>
+          <w:ilvl w:val="0"/>
+          <w:numId w:val="2"/>
+        </w:numPr>
+        <w:spacing w:after="80"/>
+      </w:pPr>
+      <w:r>
+        <w:t xml:space="preserve">Warranty gate prevents diagnosis on ineligible assets before graph query cost</w:t>
+      </w:r>
+    </w:p>
+    <w:p>
+      <w:pPr>
+        <w:pStyle w:val="ListParagraph"/>
+        <w:numPr>
+          <w:ilvl w:val="0"/>
+          <w:numId w:val="2"/>
+        </w:numPr>
+        <w:spacing w:after="80"/>
+      </w:pPr>
+      <w:r>
+        <w:t xml:space="preserve">Critical symptoms would bypass confidence — washer scenario uses high/medium severity only</w:t>
+      </w:r>
+    </w:p>
+    <w:p>
+      <w:pPr>
+        <w:pStyle w:val="ListParagraph"/>
+        <w:numPr>
+          <w:ilvl w:val="0"/>
+          <w:numId w:val="2"/>
+        </w:numPr>
+        <w:spacing w:after="80"/>
+      </w:pPr>
+      <w:r>
+        <w:t xml:space="preserve">Escalation payload includes full provenance for agent review — no information loss at handoff</w:t>
+      </w:r>
+    </w:p>
+    <w:p>
+      <w:pPr>
+        <w:pStyle w:val="ListParagraph"/>
+        <w:numPr>
+          <w:ilvl w:val="0"/>
+          <w:numId w:val="2"/>
+        </w:numPr>
+        <w:spacing w:after="80"/>
+      </w:pPr>
+      <w:r>
+        <w:t xml:space="preserve">Smoke validation pipeline prevents regression in failure-mode ranking after ETL changes</w:t>
       </w:r>
     </w:p>
     <w:p>
@@ -1890,7 +2678,7 @@
         <w:pStyle w:val="ListParagraph"/>
         <w:numPr>
           <w:ilvl w:val="0"/>
-          <w:numId w:val="2"/>
+          <w:numId w:val="3"/>
         </w:numPr>
         <w:spacing w:after="80"/>
       </w:pPr>
@@ -1903,7 +2691,7 @@
         <w:pStyle w:val="ListParagraph"/>
         <w:numPr>
           <w:ilvl w:val="0"/>
-          <w:numId w:val="2"/>
+          <w:numId w:val="3"/>
         </w:numPr>
         <w:spacing w:after="80"/>
       </w:pPr>
@@ -1916,7 +2704,7 @@
         <w:pStyle w:val="ListParagraph"/>
         <w:numPr>
           <w:ilvl w:val="0"/>
-          <w:numId w:val="2"/>
+          <w:numId w:val="3"/>
         </w:numPr>
         <w:spacing w:after="80"/>
       </w:pPr>
@@ -1929,7 +2717,7 @@
         <w:pStyle w:val="ListParagraph"/>
         <w:numPr>
           <w:ilvl w:val="0"/>
-          <w:numId w:val="2"/>
+          <w:numId w:val="3"/>
         </w:numPr>
         <w:spacing w:after="80"/>
       </w:pPr>
@@ -1942,7 +2730,7 @@
         <w:pStyle w:val="ListParagraph"/>
         <w:numPr>
           <w:ilvl w:val="0"/>
-          <w:numId w:val="2"/>
+          <w:numId w:val="3"/>
         </w:numPr>
         <w:spacing w:after="80"/>
       </w:pPr>
@@ -3041,7 +3829,7 @@
         <w:pStyle w:val="ListParagraph"/>
         <w:numPr>
           <w:ilvl w:val="0"/>
-          <w:numId w:val="3"/>
+          <w:numId w:val="2"/>
         </w:numPr>
         <w:spacing w:after="80"/>
       </w:pPr>
@@ -3054,7 +3842,7 @@
         <w:pStyle w:val="ListParagraph"/>
         <w:numPr>
           <w:ilvl w:val="0"/>
-          <w:numId w:val="3"/>
+          <w:numId w:val="2"/>
         </w:numPr>
         <w:spacing w:after="80"/>
       </w:pPr>
@@ -3067,7 +3855,7 @@
         <w:pStyle w:val="ListParagraph"/>
         <w:numPr>
           <w:ilvl w:val="0"/>
-          <w:numId w:val="3"/>
+          <w:numId w:val="2"/>
         </w:numPr>
         <w:spacing w:after="80"/>
       </w:pPr>
@@ -3080,7 +3868,7 @@
         <w:pStyle w:val="ListParagraph"/>
         <w:numPr>
           <w:ilvl w:val="0"/>
-          <w:numId w:val="3"/>
+          <w:numId w:val="2"/>
         </w:numPr>
         <w:spacing w:after="80"/>
       </w:pPr>
@@ -3093,7 +3881,7 @@
         <w:pStyle w:val="ListParagraph"/>
         <w:numPr>
           <w:ilvl w:val="0"/>
-          <w:numId w:val="3"/>
+          <w:numId w:val="2"/>
         </w:numPr>
         <w:spacing w:after="80"/>
       </w:pPr>
@@ -3783,7 +4571,7 @@
         <w:pStyle w:val="ListParagraph"/>
         <w:numPr>
           <w:ilvl w:val="0"/>
-          <w:numId w:val="3"/>
+          <w:numId w:val="2"/>
         </w:numPr>
         <w:spacing w:after="80"/>
       </w:pPr>
@@ -3796,7 +4584,7 @@
         <w:pStyle w:val="ListParagraph"/>
         <w:numPr>
           <w:ilvl w:val="0"/>
-          <w:numId w:val="3"/>
+          <w:numId w:val="2"/>
         </w:numPr>
         <w:spacing w:after="80"/>
       </w:pPr>
@@ -3809,7 +4597,7 @@
         <w:pStyle w:val="ListParagraph"/>
         <w:numPr>
           <w:ilvl w:val="0"/>
-          <w:numId w:val="3"/>
+          <w:numId w:val="2"/>
         </w:numPr>
         <w:spacing w:after="80"/>
       </w:pPr>
@@ -3822,7 +4610,7 @@
         <w:pStyle w:val="ListParagraph"/>
         <w:numPr>
           <w:ilvl w:val="0"/>
-          <w:numId w:val="3"/>
+          <w:numId w:val="2"/>
         </w:numPr>
         <w:spacing w:after="80"/>
       </w:pPr>
@@ -3835,7 +4623,7 @@
         <w:pStyle w:val="ListParagraph"/>
         <w:numPr>
           <w:ilvl w:val="0"/>
-          <w:numId w:val="3"/>
+          <w:numId w:val="2"/>
         </w:numPr>
         <w:spacing w:after="80"/>
       </w:pPr>
@@ -3848,7 +4636,7 @@
         <w:pStyle w:val="ListParagraph"/>
         <w:numPr>
           <w:ilvl w:val="0"/>
-          <w:numId w:val="3"/>
+          <w:numId w:val="2"/>
         </w:numPr>
         <w:spacing w:after="80"/>
       </w:pPr>
@@ -3869,7 +4657,7 @@
         <w:pStyle w:val="ListParagraph"/>
         <w:numPr>
           <w:ilvl w:val="0"/>
-          <w:numId w:val="3"/>
+          <w:numId w:val="2"/>
         </w:numPr>
         <w:spacing w:after="80"/>
       </w:pPr>
@@ -3882,7 +4670,7 @@
         <w:pStyle w:val="ListParagraph"/>
         <w:numPr>
           <w:ilvl w:val="0"/>
-          <w:numId w:val="3"/>
+          <w:numId w:val="2"/>
         </w:numPr>
         <w:spacing w:after="80"/>
       </w:pPr>
@@ -3895,7 +4683,7 @@
         <w:pStyle w:val="ListParagraph"/>
         <w:numPr>
           <w:ilvl w:val="0"/>
-          <w:numId w:val="3"/>
+          <w:numId w:val="2"/>
         </w:numPr>
         <w:spacing w:after="80"/>
       </w:pPr>
@@ -3908,7 +4696,7 @@
         <w:pStyle w:val="ListParagraph"/>
         <w:numPr>
           <w:ilvl w:val="0"/>
-          <w:numId w:val="3"/>
+          <w:numId w:val="2"/>
         </w:numPr>
         <w:spacing w:after="80"/>
       </w:pPr>
@@ -3921,7 +4709,7 @@
         <w:pStyle w:val="ListParagraph"/>
         <w:numPr>
           <w:ilvl w:val="0"/>
-          <w:numId w:val="3"/>
+          <w:numId w:val="2"/>
         </w:numPr>
         <w:spacing w:after="80"/>
       </w:pPr>
@@ -3934,7 +4722,7 @@
         <w:pStyle w:val="ListParagraph"/>
         <w:numPr>
           <w:ilvl w:val="0"/>
-          <w:numId w:val="3"/>
+          <w:numId w:val="2"/>
         </w:numPr>
         <w:spacing w:after="80"/>
       </w:pPr>
@@ -4549,7 +5337,7 @@
         <w:pStyle w:val="ListParagraph"/>
         <w:numPr>
           <w:ilvl w:val="0"/>
-          <w:numId w:val="3"/>
+          <w:numId w:val="2"/>
         </w:numPr>
         <w:spacing w:after="80"/>
       </w:pPr>
@@ -4562,7 +5350,7 @@
         <w:pStyle w:val="ListParagraph"/>
         <w:numPr>
           <w:ilvl w:val="0"/>
-          <w:numId w:val="3"/>
+          <w:numId w:val="2"/>
         </w:numPr>
         <w:spacing w:after="80"/>
       </w:pPr>
@@ -4575,7 +5363,7 @@
         <w:pStyle w:val="ListParagraph"/>
         <w:numPr>
           <w:ilvl w:val="0"/>
-          <w:numId w:val="3"/>
+          <w:numId w:val="2"/>
         </w:numPr>
         <w:spacing w:after="80"/>
       </w:pPr>
@@ -5885,13 +6673,13 @@
     </w:lvlOverride>
   </w:num>
   <w:num w:numId="2">
-    <w:abstractNumId w:val="3"/>
+    <w:abstractNumId w:val="2"/>
     <w:lvlOverride w:ilvl="0">
       <w:startOverride w:val="1"/>
     </w:lvlOverride>
   </w:num>
   <w:num w:numId="3">
-    <w:abstractNumId w:val="2"/>
+    <w:abstractNumId w:val="3"/>
     <w:lvlOverride w:ilvl="0">
       <w:startOverride w:val="1"/>
     </w:lvlOverride>
